--- a/downloads/teacher/05 Materials/Unit 02/Handouts/Handout 02.20 - Soft Skills Self-Rating and Growth Plan.docx
+++ b/downloads/teacher/05 Materials/Unit 02/Handouts/Handout 02.20 - Soft Skills Self-Rating and Growth Plan.docx
@@ -948,22 +948,7 @@
         <w:pStyle w:val="BodyText"/>
       </w:pPr>
       <w:r>
-        <w:t xml:space="preserve">Word bank for ELL students</w:t>
-      </w:r>
-      <w:r>
-        <w:t xml:space="preserve"> </w:t>
-      </w:r>
-      <w:r>
-        <w:rPr>
-          <w:rStyle w:val="TeacherNote"/>
-        </w:rPr>
-        <w:t xml:space="preserve">[check with a native speaker]:</w:t>
-      </w:r>
-      <w:r>
-        <w:t xml:space="preserve"> </w:t>
-      </w:r>
-      <w:r>
-        <w:t xml:space="preserve">reliability (güvenilirlik / confiabilidade / confiabilidad); communication (iletişim / comunicação / comunicación); teamwork (takım çalışması / trabalho em equipe / trabajo en equipo); problem solving (problem çözme / resolução de problemas / resolución de problemas); adaptability (uyum sağlama / adaptabilidade / adaptabilidad); honesty (dürüstlük / honestidade / honestidad).</w:t>
+        <w:t xml:space="preserve">Word bank for ELL students: reliability (güvenilirlik / confiabilidade / confiabilidad); communication (iletişim / comunicação / comunicación); teamwork (takım çalışması / trabalho em equipe / trabajo en equipo); problem solving (problem çözme / resolução de problemas / resolución de problemas); adaptability (uyum sağlama / adaptabilidade / adaptabilidad); honesty (dürüstlük / honestidade / honestidad).</w:t>
       </w:r>
     </w:p>
     <w:sectPr>
